--- a/2027/GEO330_Fall_Quarter/syllabus/Syllabus.docx
+++ b/2027/GEO330_Fall_Quarter/syllabus/Syllabus.docx
@@ -371,7 +371,10 @@
       <w:pPr>
         <w:pStyle w:val="Heading1"/>
         <w:spacing w:before="56"/>
-      </w:pPr>
+        <w:ind w:left="180"/>
+      </w:pPr>
+      <w:bookmarkStart w:id="0" w:name="COURSE_DESCRIPTION"/>
+      <w:bookmarkEnd w:id="0"/>
       <w:r>
         <w:rPr>
           <w:noProof/>
@@ -379,13 +382,13 @@
         <mc:AlternateContent>
           <mc:Choice Requires="wps">
             <w:drawing>
-              <wp:anchor distT="0" distB="0" distL="0" distR="0" simplePos="0" relativeHeight="251658241" behindDoc="1" locked="0" layoutInCell="1" allowOverlap="1" wp14:anchorId="3AD4DAE5" wp14:editId="08204A73">
+              <wp:anchor distT="0" distB="0" distL="0" distR="0" simplePos="0" relativeHeight="251658241" behindDoc="1" locked="0" layoutInCell="1" allowOverlap="1" wp14:anchorId="3AD4DAE5" wp14:editId="57799142">
                 <wp:simplePos x="0" y="0"/>
-                <wp:positionH relativeFrom="page">
-                  <wp:posOffset>895985</wp:posOffset>
+                <wp:positionH relativeFrom="margin">
+                  <wp:align>right</wp:align>
                 </wp:positionH>
                 <wp:positionV relativeFrom="paragraph">
-                  <wp:posOffset>211455</wp:posOffset>
+                  <wp:posOffset>220947</wp:posOffset>
                 </wp:positionV>
                 <wp:extent cx="5980430" cy="6350"/>
                 <wp:effectExtent l="0" t="0" r="0" b="0"/>
@@ -442,17 +445,15 @@
               </wp:anchor>
             </w:drawing>
           </mc:Choice>
-          <mc:Fallback xmlns:w16cei="http://schemas.microsoft.com/office/word/2026/wordml/cei">
+          <mc:Fallback>
             <w:pict>
-              <v:rect w14:anchorId="60A8BAED" id="docshape3" o:spid="_x0000_s1026" style="position:absolute;margin-left:70.55pt;margin-top:16.65pt;width:470.9pt;height:.5pt;z-index:-251658239;visibility:visible;mso-wrap-style:square;mso-width-percent:0;mso-height-percent:0;mso-wrap-distance-left:0;mso-wrap-distance-top:0;mso-wrap-distance-right:0;mso-wrap-distance-bottom:0;mso-position-horizontal:absolute;mso-position-horizontal-relative:page;mso-position-vertical:absolute;mso-position-vertical-relative:text;mso-width-percent:0;mso-height-percent:0;mso-width-relative:page;mso-height-relative:page;v-text-anchor:top" o:gfxdata="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" fillcolor="black" stroked="f">
-                <w10:wrap type="topAndBottom" anchorx="page"/>
+              <v:rect w14:anchorId="61619929" id="docshape3" o:spid="_x0000_s1026" style="position:absolute;margin-left:419.7pt;margin-top:17.4pt;width:470.9pt;height:.5pt;z-index:-251658239;visibility:visible;mso-wrap-style:square;mso-width-percent:0;mso-height-percent:0;mso-wrap-distance-left:0;mso-wrap-distance-top:0;mso-wrap-distance-right:0;mso-wrap-distance-bottom:0;mso-position-horizontal:right;mso-position-horizontal-relative:margin;mso-position-vertical:absolute;mso-position-vertical-relative:text;mso-width-percent:0;mso-height-percent:0;mso-width-relative:page;mso-height-relative:page;v-text-anchor:top" o:gfxdata="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" fillcolor="black" stroked="f">
+                <w10:wrap type="topAndBottom" anchorx="margin"/>
               </v:rect>
             </w:pict>
           </mc:Fallback>
         </mc:AlternateContent>
       </w:r>
-      <w:bookmarkStart w:id="0" w:name="COURSE_DESCRIPTION"/>
-      <w:bookmarkEnd w:id="0"/>
       <w:r>
         <w:t>COURSE</w:t>
       </w:r>
@@ -466,17 +467,16 @@
     <w:p>
       <w:pPr>
         <w:pStyle w:val="BodyText"/>
+        <w:ind w:left="180"/>
       </w:pPr>
       <w:r>
         <w:t xml:space="preserve">Over the past several decades, the capacity of urban areas to provide transportation that sustains our planet's well-being has come under increasing strain. As </w:t>
       </w:r>
-      <w:proofErr w:type="gramStart"/>
-      <w:r>
-        <w:t>cities work to</w:t>
-      </w:r>
-      <w:proofErr w:type="gramEnd"/>
-      <w:r>
-        <w:t xml:space="preserve"> develop more sustainable practices, conventional transportation thinking, design, and policy are being reevaluated. This online course examines tools and strategies for addressing the societal, economic, and environmental challenges facing urban transportation today. Students will explore current issues in the </w:t>
+      <w:r>
+        <w:t>communities</w:t>
+      </w:r>
+      <w:r>
+        <w:t xml:space="preserve"> work to develop more sustainable practices, conventional transportation thinking, design, and policy are being reevaluated. This online course examines tools and strategies for addressing the societal, economic, and environmental challenges facing urban transportation today. Students will explore current issues in the </w:t>
       </w:r>
       <w:proofErr w:type="gramStart"/>
       <w:r>
@@ -9893,7 +9893,7 @@
                             <w:rPr>
                               <w:spacing w:val="-2"/>
                             </w:rPr>
-                            <w:t>9</w:t>
+                            <w:t>15</w:t>
                           </w:r>
                           <w:r>
                             <w:rPr>
@@ -9961,7 +9961,7 @@
                       <w:rPr>
                         <w:spacing w:val="-2"/>
                       </w:rPr>
-                      <w:t>9</w:t>
+                      <w:t>15</w:t>
                     </w:r>
                     <w:r>
                       <w:rPr>
@@ -11824,14 +11824,6 @@
 </file>
 
 <file path=customXml/item1.xml><?xml version="1.0" encoding="utf-8"?>
-<p:properties xmlns:p="http://schemas.microsoft.com/office/2006/metadata/properties" xmlns:xsi="http://www.w3.org/2001/XMLSchema-instance" xmlns:pc="http://schemas.microsoft.com/office/infopath/2007/PartnerControls">
-  <documentManagement>
-    <_activity xmlns="ef71a7cb-f38d-41e3-9cd1-e30274701f16" xsi:nil="true"/>
-  </documentManagement>
-</p:properties>
-</file>
-
-<file path=customXml/item2.xml><?xml version="1.0" encoding="utf-8"?>
 <ct:contentTypeSchema xmlns:ct="http://schemas.microsoft.com/office/2006/metadata/contentType" xmlns:ma="http://schemas.microsoft.com/office/2006/metadata/properties/metaAttributes" ct:_="" ma:_="" ma:contentTypeName="Document" ma:contentTypeID="0x01010047E498EA7BACB146A627AFE84097E2DB" ma:contentTypeVersion="15" ma:contentTypeDescription="Create a new document." ma:contentTypeScope="" ma:versionID="39380f8e7ec001335dee8c2c3ff7d5ad">
   <xsd:schema xmlns:xsd="http://www.w3.org/2001/XMLSchema" xmlns:xs="http://www.w3.org/2001/XMLSchema" xmlns:p="http://schemas.microsoft.com/office/2006/metadata/properties" xmlns:ns3="ef71a7cb-f38d-41e3-9cd1-e30274701f16" xmlns:ns4="84dc4be9-2469-4ad0-9570-2082289f3cfe" targetNamespace="http://schemas.microsoft.com/office/2006/metadata/properties" ma:root="true" ma:fieldsID="093bedef5295886a4147ebf169985465" ns3:_="" ns4:_="">
     <xsd:import namespace="ef71a7cb-f38d-41e3-9cd1-e30274701f16"/>
@@ -12066,6 +12058,14 @@
 </ct:contentTypeSchema>
 </file>
 
+<file path=customXml/item2.xml><?xml version="1.0" encoding="utf-8"?>
+<p:properties xmlns:p="http://schemas.microsoft.com/office/2006/metadata/properties" xmlns:xsi="http://www.w3.org/2001/XMLSchema-instance" xmlns:pc="http://schemas.microsoft.com/office/infopath/2007/PartnerControls">
+  <documentManagement>
+    <_activity xmlns="ef71a7cb-f38d-41e3-9cd1-e30274701f16" xsi:nil="true"/>
+  </documentManagement>
+</p:properties>
+</file>
+
 <file path=customXml/item3.xml><?xml version="1.0" encoding="utf-8"?>
 <?mso-contentType ?>
 <FormTemplates xmlns="http://schemas.microsoft.com/sharepoint/v3/contenttype/forms">
@@ -12076,16 +12076,6 @@
 </file>
 
 <file path=customXml/itemProps1.xml><?xml version="1.0" encoding="utf-8"?>
-<ds:datastoreItem xmlns:ds="http://schemas.openxmlformats.org/officeDocument/2006/customXml" ds:itemID="{9962B4BE-15F7-4364-AC7D-502661230D69}">
-  <ds:schemaRefs>
-    <ds:schemaRef ds:uri="http://schemas.microsoft.com/office/2006/metadata/properties"/>
-    <ds:schemaRef ds:uri="http://schemas.microsoft.com/office/infopath/2007/PartnerControls"/>
-    <ds:schemaRef ds:uri="ef71a7cb-f38d-41e3-9cd1-e30274701f16"/>
-  </ds:schemaRefs>
-</ds:datastoreItem>
-</file>
-
-<file path=customXml/itemProps2.xml><?xml version="1.0" encoding="utf-8"?>
 <ds:datastoreItem xmlns:ds="http://schemas.openxmlformats.org/officeDocument/2006/customXml" ds:itemID="{D9FCF54A-BA20-40E7-BBF9-788B22CC3671}">
   <ds:schemaRefs>
     <ds:schemaRef ds:uri="http://schemas.microsoft.com/office/2006/metadata/contentType"/>
@@ -12104,6 +12094,16 @@
 </ds:datastoreItem>
 </file>
 
+<file path=customXml/itemProps2.xml><?xml version="1.0" encoding="utf-8"?>
+<ds:datastoreItem xmlns:ds="http://schemas.openxmlformats.org/officeDocument/2006/customXml" ds:itemID="{9962B4BE-15F7-4364-AC7D-502661230D69}">
+  <ds:schemaRefs>
+    <ds:schemaRef ds:uri="http://schemas.microsoft.com/office/2006/metadata/properties"/>
+    <ds:schemaRef ds:uri="http://schemas.microsoft.com/office/infopath/2007/PartnerControls"/>
+    <ds:schemaRef ds:uri="ef71a7cb-f38d-41e3-9cd1-e30274701f16"/>
+  </ds:schemaRefs>
+</ds:datastoreItem>
+</file>
+
 <file path=customXml/itemProps3.xml><?xml version="1.0" encoding="utf-8"?>
 <ds:datastoreItem xmlns:ds="http://schemas.openxmlformats.org/officeDocument/2006/customXml" ds:itemID="{0FA8D574-67EC-4E09-AA5E-5F23CAED2B6D}">
   <ds:schemaRefs>

--- a/2027/GEO330_Fall_Quarter/syllabus/Syllabus.docx
+++ b/2027/GEO330_Fall_Quarter/syllabus/Syllabus.docx
@@ -168,7 +168,7 @@
               <w:rPr>
                 <w:b/>
               </w:rPr>
-              <w:t>7</w:t>
+              <w:t>6</w:t>
             </w:r>
           </w:p>
           <w:p>
@@ -367,14 +367,14 @@
         </w:rPr>
       </w:pPr>
     </w:p>
+    <w:bookmarkStart w:id="0" w:name="COURSE_DESCRIPTION"/>
+    <w:bookmarkEnd w:id="0"/>
     <w:p>
       <w:pPr>
         <w:pStyle w:val="Heading1"/>
         <w:spacing w:before="56"/>
         <w:ind w:left="180"/>
       </w:pPr>
-      <w:bookmarkStart w:id="0" w:name="COURSE_DESCRIPTION"/>
-      <w:bookmarkEnd w:id="0"/>
       <w:r>
         <w:rPr>
           <w:noProof/>
@@ -476,15 +476,7 @@
         <w:t>communities</w:t>
       </w:r>
       <w:r>
-        <w:t xml:space="preserve"> work to develop more sustainable practices, conventional transportation thinking, design, and policy are being reevaluated. This online course examines tools and strategies for addressing the societal, economic, and environmental challenges facing urban transportation today. Students will explore current issues in the </w:t>
-      </w:r>
-      <w:proofErr w:type="gramStart"/>
-      <w:r>
-        <w:t>field</w:t>
-      </w:r>
-      <w:proofErr w:type="gramEnd"/>
-      <w:r>
-        <w:t xml:space="preserve"> and the approaches transportation planners, engineers, urban designers, and policymakers use to address them. Throughout the quarter, students will apply the conceptual and technical tools they learn to a Chicago-based transportation project.</w:t>
+        <w:t xml:space="preserve"> work to develop more sustainable practices, conventional transportation thinking, design, and policy are being reevaluated. This online course examines tools and strategies for addressing the societal, economic, and environmental challenges facing urban transportation today. Students will explore current issues in the field and the approaches transportation planners, engineers, urban designers, and policymakers use to address them. Throughout the quarter, students will apply the conceptual and technical tools they learn to a Chicago-based transportation project.</w:t>
       </w:r>
     </w:p>
     <w:p>
@@ -643,7 +635,6 @@
         </w:rPr>
         <w:t xml:space="preserve"> </w:t>
       </w:r>
-      <w:proofErr w:type="gramStart"/>
       <w:r>
         <w:t>transportation</w:t>
       </w:r>
@@ -656,7 +647,6 @@
       <w:r>
         <w:t>practice</w:t>
       </w:r>
-      <w:proofErr w:type="gramEnd"/>
       <w:r>
         <w:rPr>
           <w:spacing w:val="-3"/>
@@ -1081,8 +1071,12 @@
     <w:p>
       <w:pPr>
         <w:sectPr>
-          <w:headerReference w:type="default" r:id="rId12"/>
-          <w:footerReference w:type="default" r:id="rId13"/>
+          <w:headerReference w:type="even" r:id="rId12"/>
+          <w:headerReference w:type="default" r:id="rId13"/>
+          <w:footerReference w:type="even" r:id="rId14"/>
+          <w:footerReference w:type="default" r:id="rId15"/>
+          <w:headerReference w:type="first" r:id="rId16"/>
+          <w:footerReference w:type="first" r:id="rId17"/>
           <w:type w:val="continuous"/>
           <w:pgSz w:w="12240" w:h="15840"/>
           <w:pgMar w:top="1700" w:right="1300" w:bottom="1740" w:left="1300" w:header="1032" w:footer="1552" w:gutter="0"/>
@@ -1233,7 +1227,6 @@
         </w:rPr>
         <w:t xml:space="preserve"> </w:t>
       </w:r>
-      <w:proofErr w:type="gramStart"/>
       <w:r>
         <w:t>with</w:t>
       </w:r>
@@ -1255,7 +1248,6 @@
       <w:r>
         <w:t>to</w:t>
       </w:r>
-      <w:proofErr w:type="gramEnd"/>
       <w:r>
         <w:rPr>
           <w:spacing w:val="-3"/>
@@ -1582,7 +1574,7 @@
               <w:rPr>
                 <w:spacing w:val="-2"/>
               </w:rPr>
-              <w:t>presentation</w:t>
+              <w:t>project</w:t>
             </w:r>
           </w:p>
         </w:tc>
@@ -2792,14 +2784,34 @@
         </w:rPr>
       </w:pPr>
       <w:r>
-        <w:t>Group presentation</w:t>
-      </w:r>
-      <w:r>
-        <w:rPr>
-          <w:b w:val="0"/>
-          <w:bCs w:val="0"/>
-        </w:rPr>
-        <w:t>: Working in small groups of 3–4, students will design and produce a presentation that explores an instructor-approved transportation-related problem and proposes one or more sustainability-informed approaches or solutions. Groups will present their work to the class in a 15-minute presentation during finals week.</w:t>
+        <w:t>Group</w:t>
+      </w:r>
+      <w:r>
+        <w:t xml:space="preserve"> report and</w:t>
+      </w:r>
+      <w:r>
+        <w:t xml:space="preserve"> presentation</w:t>
+      </w:r>
+      <w:r>
+        <w:rPr>
+          <w:b w:val="0"/>
+          <w:bCs w:val="0"/>
+        </w:rPr>
+        <w:t xml:space="preserve">: Working in small groups of 3–4, students will design and produce a </w:t>
+      </w:r>
+      <w:r>
+        <w:rPr>
+          <w:b w:val="0"/>
+          <w:bCs w:val="0"/>
+        </w:rPr>
+        <w:t xml:space="preserve">report and associated </w:t>
+      </w:r>
+      <w:r>
+        <w:rPr>
+          <w:b w:val="0"/>
+          <w:bCs w:val="0"/>
+        </w:rPr>
+        <w:t>presentation that explores an instructor-approved transportation-related problem and proposes one or more sustainability-informed approaches or solutions. Groups will present their work to the class in a 15-minute presentation during finals week.</w:t>
       </w:r>
     </w:p>
     <w:p>
@@ -4825,15 +4837,7 @@
         <w:t xml:space="preserve">Required reading: </w:t>
       </w:r>
       <w:r>
-        <w:t xml:space="preserve">Dill, Jennifer, and Nathan McNeil. “Four Types of </w:t>
-      </w:r>
-      <w:proofErr w:type="gramStart"/>
-      <w:r>
-        <w:t>Cyclists?:</w:t>
-      </w:r>
-      <w:proofErr w:type="gramEnd"/>
-      <w:r>
-        <w:t xml:space="preserve"> Examination of Typology for Better Understanding of Bicycling Behavior and Potential.” Transportation Research Record 2387, no. 1 (January 1, 2013): 129–38</w:t>
+        <w:t>Dill, Jennifer, and Nathan McNeil. “Four Types of Cyclists?: Examination of Typology for Better Understanding of Bicycling Behavior and Potential.” Transportation Research Record 2387, no. 1 (January 1, 2013): 129–38</w:t>
       </w:r>
       <w:r>
         <w:t>.</w:t>
@@ -6200,21 +6204,7 @@
         <w:rPr>
           <w:bCs/>
         </w:rPr>
-        <w:t xml:space="preserve">Younkin, Samuel G., Henry C. Fremont, and Jonathan A. Patz. “The </w:t>
-      </w:r>
-      <w:proofErr w:type="gramStart"/>
-      <w:r>
-        <w:rPr>
-          <w:bCs/>
-        </w:rPr>
-        <w:t>Health</w:t>
-      </w:r>
-      <w:proofErr w:type="gramEnd"/>
-      <w:r>
-        <w:rPr>
-          <w:bCs/>
-        </w:rPr>
-        <w:t>-Oriented Transportation Model: Estimating the Health Benefits of Active Transportation.” Journal of Transport &amp; Health 22 (September 1, 2021)</w:t>
+        <w:t>Younkin, Samuel G., Henry C. Fremont, and Jonathan A. Patz. “The Health-Oriented Transportation Model: Estimating the Health Benefits of Active Transportation.” Journal of Transport &amp; Health 22 (September 1, 2021)</w:t>
       </w:r>
     </w:p>
     <w:p>
@@ -6410,21 +6400,7 @@
         <w:rPr>
           <w:i/>
         </w:rPr>
-        <w:t xml:space="preserve">Advocating </w:t>
-      </w:r>
-      <w:proofErr w:type="gramStart"/>
-      <w:r>
-        <w:rPr>
-          <w:i/>
-        </w:rPr>
-        <w:t>for</w:t>
-      </w:r>
-      <w:proofErr w:type="gramEnd"/>
-      <w:r>
-        <w:rPr>
-          <w:i/>
-        </w:rPr>
-        <w:t xml:space="preserve"> sustainable transportation systems</w:t>
+        <w:t>Advocating for sustainable transportation systems</w:t>
       </w:r>
     </w:p>
     <w:p>
@@ -6453,15 +6429,7 @@
         <w:t xml:space="preserve"> </w:t>
       </w:r>
       <w:r>
-        <w:t xml:space="preserve">OECD. “Chapter 3 Managing Transportation Demand: Offering Attractive Choices.” In ITF Transport Outlook 2023. Paris: </w:t>
-      </w:r>
-      <w:proofErr w:type="spellStart"/>
-      <w:r>
-        <w:t>Organisation</w:t>
-      </w:r>
-      <w:proofErr w:type="spellEnd"/>
-      <w:r>
-        <w:t xml:space="preserve"> for Economic Co-operation and Development, 2023.</w:t>
+        <w:t>OECD. “Chapter 3 Managing Transportation Demand: Offering Attractive Choices.” In ITF Transport Outlook 2023. Paris: Organisation for Economic Co-operation and Development, 2023.</w:t>
       </w:r>
     </w:p>
     <w:p>
@@ -6784,7 +6752,7 @@
         </w:rPr>
         <w:t xml:space="preserve">Students are expected to behave in a manner consistent with </w:t>
       </w:r>
-      <w:hyperlink r:id="rId14">
+      <w:hyperlink r:id="rId18">
         <w:r>
           <w:rPr>
             <w:color w:val="0000FF"/>
@@ -6814,19 +6782,11 @@
         </w:rPr>
         <w:t xml:space="preserve"> </w:t>
       </w:r>
-      <w:proofErr w:type="gramStart"/>
-      <w:r>
-        <w:rPr>
-          <w:sz w:val="20"/>
-        </w:rPr>
-        <w:t>expected at all times</w:t>
-      </w:r>
-      <w:proofErr w:type="gramEnd"/>
-      <w:r>
-        <w:rPr>
-          <w:sz w:val="20"/>
-        </w:rPr>
-        <w:t>. Academic dishonesty, such as cheating or copying during exams, will be punished severely. Plagiarism–using someone else’s work without acknowledgment and, therefore, presenting their ideas or quotations as your own work–is strictly forbidden.</w:t>
+      <w:r>
+        <w:rPr>
+          <w:sz w:val="20"/>
+        </w:rPr>
+        <w:t>expected at all times. Academic dishonesty, such as cheating or copying during exams, will be punished severely. Plagiarism–using someone else’s work without acknowledgment and, therefore, presenting their ideas or quotations as your own work–is strictly forbidden.</w:t>
       </w:r>
       <w:r>
         <w:rPr>
@@ -7023,7 +6983,7 @@
         </w:rPr>
         <w:t xml:space="preserve">will be placed in your file. Please read the </w:t>
       </w:r>
-      <w:hyperlink r:id="rId15">
+      <w:hyperlink r:id="rId19">
         <w:r>
           <w:rPr>
             <w:color w:val="0000FF"/>
@@ -7046,7 +7006,7 @@
         </w:rPr>
         <w:t>page (</w:t>
       </w:r>
-      <w:hyperlink r:id="rId16">
+      <w:hyperlink r:id="rId20">
         <w:r>
           <w:rPr>
             <w:sz w:val="20"/>
@@ -7303,35 +7263,7 @@
         <w:rPr>
           <w:sz w:val="20"/>
         </w:rPr>
-        <w:t xml:space="preserve">Students seeking disability-related </w:t>
-      </w:r>
-      <w:proofErr w:type="gramStart"/>
-      <w:r>
-        <w:rPr>
-          <w:sz w:val="20"/>
-        </w:rPr>
-        <w:t>accommodations</w:t>
-      </w:r>
-      <w:proofErr w:type="gramEnd"/>
-      <w:r>
-        <w:rPr>
-          <w:sz w:val="20"/>
-        </w:rPr>
-        <w:t xml:space="preserve"> are required to register with DePaul’s Center for Students with Disabilities (CSD). They will provide you with the </w:t>
-      </w:r>
-      <w:proofErr w:type="gramStart"/>
-      <w:r>
-        <w:rPr>
-          <w:sz w:val="20"/>
-        </w:rPr>
-        <w:t>accommodations</w:t>
-      </w:r>
-      <w:proofErr w:type="gramEnd"/>
-      <w:r>
-        <w:rPr>
-          <w:sz w:val="20"/>
-        </w:rPr>
-        <w:t xml:space="preserve"> and support services needed to ensure your</w:t>
+        <w:t>Students seeking disability-related accommodations are required to register with DePaul’s Center for Students with Disabilities (CSD). They will provide you with the accommodations and support services needed to ensure your</w:t>
       </w:r>
       <w:r>
         <w:rPr>
@@ -7591,35 +7523,7 @@
         <w:rPr>
           <w:sz w:val="20"/>
         </w:rPr>
-        <w:t xml:space="preserve">at (773) 325-1677. Students are invited to contact me privately to discuss your challenges and how I may assist in facilitating the </w:t>
-      </w:r>
-      <w:proofErr w:type="gramStart"/>
-      <w:r>
-        <w:rPr>
-          <w:sz w:val="20"/>
-        </w:rPr>
-        <w:t>accommodations</w:t>
-      </w:r>
-      <w:proofErr w:type="gramEnd"/>
-      <w:r>
-        <w:rPr>
-          <w:sz w:val="20"/>
-        </w:rPr>
-        <w:t xml:space="preserve"> you will use </w:t>
-      </w:r>
-      <w:proofErr w:type="gramStart"/>
-      <w:r>
-        <w:rPr>
-          <w:sz w:val="20"/>
-        </w:rPr>
-        <w:t>in</w:t>
-      </w:r>
-      <w:proofErr w:type="gramEnd"/>
-      <w:r>
-        <w:rPr>
-          <w:sz w:val="20"/>
-        </w:rPr>
-        <w:t xml:space="preserve"> this course.</w:t>
+        <w:t>at (773) 325-1677. Students are invited to contact me privately to discuss your challenges and how I may assist in facilitating the accommodations you will use in this course.</w:t>
       </w:r>
     </w:p>
     <w:p>
@@ -7980,7 +7884,7 @@
         </w:rPr>
         <w:t xml:space="preserve">appointment, visit </w:t>
       </w:r>
-      <w:hyperlink r:id="rId17">
+      <w:hyperlink r:id="rId21">
         <w:r>
           <w:rPr>
             <w:sz w:val="20"/>
@@ -8239,7 +8143,6 @@
         </w:rPr>
         <w:t xml:space="preserve"> </w:t>
       </w:r>
-      <w:proofErr w:type="gramStart"/>
       <w:r>
         <w:rPr>
           <w:sz w:val="20"/>
@@ -8259,7 +8162,6 @@
         </w:rPr>
         <w:t>issues</w:t>
       </w:r>
-      <w:proofErr w:type="gramEnd"/>
       <w:r>
         <w:rPr>
           <w:spacing w:val="-2"/>
@@ -8503,21 +8405,7 @@
         <w:rPr>
           <w:sz w:val="20"/>
         </w:rPr>
-        <w:t xml:space="preserve">how inequities </w:t>
-      </w:r>
-      <w:proofErr w:type="gramStart"/>
-      <w:r>
-        <w:rPr>
-          <w:sz w:val="20"/>
-        </w:rPr>
-        <w:t>exists</w:t>
-      </w:r>
-      <w:proofErr w:type="gramEnd"/>
-      <w:r>
-        <w:rPr>
-          <w:sz w:val="20"/>
-        </w:rPr>
-        <w:t xml:space="preserve"> in modern society.</w:t>
+        <w:t>how inequities exists in modern society.</w:t>
       </w:r>
     </w:p>
     <w:p>
@@ -9505,7 +9393,6 @@
         </w:rPr>
         <w:t xml:space="preserve"> </w:t>
       </w:r>
-      <w:proofErr w:type="gramStart"/>
       <w:r>
         <w:rPr>
           <w:sz w:val="20"/>
@@ -9551,7 +9438,6 @@
         </w:rPr>
         <w:t>of</w:t>
       </w:r>
-      <w:proofErr w:type="gramEnd"/>
       <w:r>
         <w:rPr>
           <w:spacing w:val="-6"/>
@@ -9625,6 +9511,16 @@
 </file>
 
 <file path=word/footer1.xml><?xml version="1.0" encoding="utf-8"?>
+<w:ftr xmlns:wpc="http://schemas.microsoft.com/office/word/2010/wordprocessingCanvas" xmlns:cx="http://schemas.microsoft.com/office/drawing/2014/chartex" xmlns:cx1="http://schemas.microsoft.com/office/drawing/2015/9/8/chartex" xmlns:cx2="http://schemas.microsoft.com/office/drawing/2015/10/21/chartex" xmlns:cx3="http://schemas.microsoft.com/office/drawing/2016/5/9/chartex" xmlns:cx4="http://schemas.microsoft.com/office/drawing/2016/5/10/chartex" xmlns:cx5="http://schemas.microsoft.com/office/drawing/2016/5/11/chartex" xmlns:cx6="http://schemas.microsoft.com/office/drawing/2016/5/12/chartex" xmlns:cx7="http://schemas.microsoft.com/office/drawing/2016/5/13/chartex" xmlns:cx8="http://schemas.microsoft.com/office/drawing/2016/5/14/chartex" xmlns:mc="http://schemas.openxmlformats.org/markup-compatibility/2006" xmlns:aink="http://schemas.microsoft.com/office/drawing/2016/ink" xmlns:am3d="http://schemas.microsoft.com/office/drawing/2017/model3d" xmlns:o="urn:schemas-microsoft-com:office:office" xmlns:oel="http://schemas.microsoft.com/office/2019/extlst" xmlns:r="http://schemas.openxmlformats.org/officeDocument/2006/relationships" xmlns:m="http://schemas.openxmlformats.org/officeDocument/2006/math" xmlns:v="urn:schemas-microsoft-com:vml" xmlns:wp14="http://schemas.microsoft.com/office/word/2010/wordprocessingDrawing" xmlns:wp="http://schemas.openxmlformats.org/drawingml/2006/wordprocessingDrawing" xmlns:w10="urn:schemas-microsoft-com:office:word" xmlns:w="http://schemas.openxmlformats.org/wordprocessingml/2006/main" xmlns:w14="http://schemas.microsoft.com/office/word/2010/wordml" xmlns:w15="http://schemas.microsoft.com/office/word/2012/wordml" xmlns:w16cex="http://schemas.microsoft.com/office/word/2018/wordml/cex" xmlns:w16cid="http://schemas.microsoft.com/office/word/2016/wordml/cid" xmlns:w16="http://schemas.microsoft.com/office/word/2018/wordml" xmlns:w16du="http://schemas.microsoft.com/office/word/2023/wordml/word16du" xmlns:w16sdtdh="http://schemas.microsoft.com/office/word/2020/wordml/sdtdatahash" xmlns:w16sdtfl="http://schemas.microsoft.com/office/word/2024/wordml/sdtformatlock" xmlns:w16se="http://schemas.microsoft.com/office/word/2015/wordml/symex" xmlns:wpg="http://schemas.microsoft.com/office/word/2010/wordprocessingGroup" xmlns:wpi="http://schemas.microsoft.com/office/word/2010/wordprocessingInk" xmlns:wne="http://schemas.microsoft.com/office/word/2006/wordml" xmlns:wps="http://schemas.microsoft.com/office/word/2010/wordprocessingShape" mc:Ignorable="w14 w15 w16se w16cid w16 w16cex w16sdtdh w16sdtfl w16du wp14">
+  <w:p>
+    <w:pPr>
+      <w:pStyle w:val="Footer"/>
+    </w:pPr>
+  </w:p>
+</w:ftr>
+</file>
+
+<file path=word/footer2.xml><?xml version="1.0" encoding="utf-8"?>
 <w:ftr xmlns:wpc="http://schemas.microsoft.com/office/word/2010/wordprocessingCanvas" xmlns:cx="http://schemas.microsoft.com/office/drawing/2014/chartex" xmlns:cx1="http://schemas.microsoft.com/office/drawing/2015/9/8/chartex" xmlns:cx2="http://schemas.microsoft.com/office/drawing/2015/10/21/chartex" xmlns:cx3="http://schemas.microsoft.com/office/drawing/2016/5/9/chartex" xmlns:cx4="http://schemas.microsoft.com/office/drawing/2016/5/10/chartex" xmlns:cx5="http://schemas.microsoft.com/office/drawing/2016/5/11/chartex" xmlns:cx6="http://schemas.microsoft.com/office/drawing/2016/5/12/chartex" xmlns:cx7="http://schemas.microsoft.com/office/drawing/2016/5/13/chartex" xmlns:cx8="http://schemas.microsoft.com/office/drawing/2016/5/14/chartex" xmlns:mc="http://schemas.openxmlformats.org/markup-compatibility/2006" xmlns:aink="http://schemas.microsoft.com/office/drawing/2016/ink" xmlns:am3d="http://schemas.microsoft.com/office/drawing/2017/model3d" xmlns:o="urn:schemas-microsoft-com:office:office" xmlns:oel="http://schemas.microsoft.com/office/2019/extlst" xmlns:r="http://schemas.openxmlformats.org/officeDocument/2006/relationships" xmlns:m="http://schemas.openxmlformats.org/officeDocument/2006/math" xmlns:v="urn:schemas-microsoft-com:vml" xmlns:wp14="http://schemas.microsoft.com/office/word/2010/wordprocessingDrawing" xmlns:wp="http://schemas.openxmlformats.org/drawingml/2006/wordprocessingDrawing" xmlns:w10="urn:schemas-microsoft-com:office:word" xmlns:w="http://schemas.openxmlformats.org/wordprocessingml/2006/main" xmlns:w14="http://schemas.microsoft.com/office/word/2010/wordml" xmlns:w15="http://schemas.microsoft.com/office/word/2012/wordml" xmlns:w16cex="http://schemas.microsoft.com/office/word/2018/wordml/cex" xmlns:w16cid="http://schemas.microsoft.com/office/word/2016/wordml/cid" xmlns:w16="http://schemas.microsoft.com/office/word/2018/wordml" xmlns:w16du="http://schemas.microsoft.com/office/word/2023/wordml/word16du" xmlns:w16sdtdh="http://schemas.microsoft.com/office/word/2020/wordml/sdtdatahash" xmlns:w16sdtfl="http://schemas.microsoft.com/office/word/2024/wordml/sdtformatlock" xmlns:w16se="http://schemas.microsoft.com/office/word/2015/wordml/symex" xmlns:wpg="http://schemas.microsoft.com/office/word/2010/wordprocessingGroup" xmlns:wpi="http://schemas.microsoft.com/office/word/2010/wordprocessingInk" xmlns:wne="http://schemas.microsoft.com/office/word/2006/wordml" xmlns:wps="http://schemas.microsoft.com/office/word/2010/wordprocessingShape" mc:Ignorable="w14 w15 w16se w16cid w16 w16cex w16sdtdh w16sdtfl w16du wp14">
   <w:p>
     <w:pPr>
@@ -9778,6 +9674,16 @@
 </w:ftr>
 </file>
 
+<file path=word/footer3.xml><?xml version="1.0" encoding="utf-8"?>
+<w:ftr xmlns:wpc="http://schemas.microsoft.com/office/word/2010/wordprocessingCanvas" xmlns:cx="http://schemas.microsoft.com/office/drawing/2014/chartex" xmlns:cx1="http://schemas.microsoft.com/office/drawing/2015/9/8/chartex" xmlns:cx2="http://schemas.microsoft.com/office/drawing/2015/10/21/chartex" xmlns:cx3="http://schemas.microsoft.com/office/drawing/2016/5/9/chartex" xmlns:cx4="http://schemas.microsoft.com/office/drawing/2016/5/10/chartex" xmlns:cx5="http://schemas.microsoft.com/office/drawing/2016/5/11/chartex" xmlns:cx6="http://schemas.microsoft.com/office/drawing/2016/5/12/chartex" xmlns:cx7="http://schemas.microsoft.com/office/drawing/2016/5/13/chartex" xmlns:cx8="http://schemas.microsoft.com/office/drawing/2016/5/14/chartex" xmlns:mc="http://schemas.openxmlformats.org/markup-compatibility/2006" xmlns:aink="http://schemas.microsoft.com/office/drawing/2016/ink" xmlns:am3d="http://schemas.microsoft.com/office/drawing/2017/model3d" xmlns:o="urn:schemas-microsoft-com:office:office" xmlns:oel="http://schemas.microsoft.com/office/2019/extlst" xmlns:r="http://schemas.openxmlformats.org/officeDocument/2006/relationships" xmlns:m="http://schemas.openxmlformats.org/officeDocument/2006/math" xmlns:v="urn:schemas-microsoft-com:vml" xmlns:wp14="http://schemas.microsoft.com/office/word/2010/wordprocessingDrawing" xmlns:wp="http://schemas.openxmlformats.org/drawingml/2006/wordprocessingDrawing" xmlns:w10="urn:schemas-microsoft-com:office:word" xmlns:w="http://schemas.openxmlformats.org/wordprocessingml/2006/main" xmlns:w14="http://schemas.microsoft.com/office/word/2010/wordml" xmlns:w15="http://schemas.microsoft.com/office/word/2012/wordml" xmlns:w16cex="http://schemas.microsoft.com/office/word/2018/wordml/cex" xmlns:w16cid="http://schemas.microsoft.com/office/word/2016/wordml/cid" xmlns:w16="http://schemas.microsoft.com/office/word/2018/wordml" xmlns:w16du="http://schemas.microsoft.com/office/word/2023/wordml/word16du" xmlns:w16sdtdh="http://schemas.microsoft.com/office/word/2020/wordml/sdtdatahash" xmlns:w16sdtfl="http://schemas.microsoft.com/office/word/2024/wordml/sdtformatlock" xmlns:w16se="http://schemas.microsoft.com/office/word/2015/wordml/symex" xmlns:wpg="http://schemas.microsoft.com/office/word/2010/wordprocessingGroup" xmlns:wpi="http://schemas.microsoft.com/office/word/2010/wordprocessingInk" xmlns:wne="http://schemas.microsoft.com/office/word/2006/wordml" xmlns:wps="http://schemas.microsoft.com/office/word/2010/wordprocessingShape" mc:Ignorable="w14 w15 w16se w16cid w16 w16cex w16sdtdh w16sdtfl w16du wp14">
+  <w:p>
+    <w:pPr>
+      <w:pStyle w:val="Footer"/>
+    </w:pPr>
+  </w:p>
+</w:ftr>
+</file>
+
 <file path=word/footnotes.xml><?xml version="1.0" encoding="utf-8"?>
 <w:footnotes xmlns:wpc="http://schemas.microsoft.com/office/word/2010/wordprocessingCanvas" xmlns:cx="http://schemas.microsoft.com/office/drawing/2014/chartex" xmlns:cx1="http://schemas.microsoft.com/office/drawing/2015/9/8/chartex" xmlns:cx2="http://schemas.microsoft.com/office/drawing/2015/10/21/chartex" xmlns:cx3="http://schemas.microsoft.com/office/drawing/2016/5/9/chartex" xmlns:cx4="http://schemas.microsoft.com/office/drawing/2016/5/10/chartex" xmlns:cx5="http://schemas.microsoft.com/office/drawing/2016/5/11/chartex" xmlns:cx6="http://schemas.microsoft.com/office/drawing/2016/5/12/chartex" xmlns:cx7="http://schemas.microsoft.com/office/drawing/2016/5/13/chartex" xmlns:cx8="http://schemas.microsoft.com/office/drawing/2016/5/14/chartex" xmlns:mc="http://schemas.openxmlformats.org/markup-compatibility/2006" xmlns:aink="http://schemas.microsoft.com/office/drawing/2016/ink" xmlns:am3d="http://schemas.microsoft.com/office/drawing/2017/model3d" xmlns:o="urn:schemas-microsoft-com:office:office" xmlns:oel="http://schemas.microsoft.com/office/2019/extlst" xmlns:r="http://schemas.openxmlformats.org/officeDocument/2006/relationships" xmlns:m="http://schemas.openxmlformats.org/officeDocument/2006/math" xmlns:v="urn:schemas-microsoft-com:vml" xmlns:wp14="http://schemas.microsoft.com/office/word/2010/wordprocessingDrawing" xmlns:wp="http://schemas.openxmlformats.org/drawingml/2006/wordprocessingDrawing" xmlns:w10="urn:schemas-microsoft-com:office:word" xmlns:w="http://schemas.openxmlformats.org/wordprocessingml/2006/main" xmlns:w14="http://schemas.microsoft.com/office/word/2010/wordml" xmlns:w15="http://schemas.microsoft.com/office/word/2012/wordml" xmlns:w16cex="http://schemas.microsoft.com/office/word/2018/wordml/cex" xmlns:w16cid="http://schemas.microsoft.com/office/word/2016/wordml/cid" xmlns:w16="http://schemas.microsoft.com/office/word/2018/wordml" xmlns:w16du="http://schemas.microsoft.com/office/word/2023/wordml/word16du" xmlns:w16sdtdh="http://schemas.microsoft.com/office/word/2020/wordml/sdtdatahash" xmlns:w16sdtfl="http://schemas.microsoft.com/office/word/2024/wordml/sdtformatlock" xmlns:w16se="http://schemas.microsoft.com/office/word/2015/wordml/symex" xmlns:wpg="http://schemas.microsoft.com/office/word/2010/wordprocessingGroup" xmlns:wpi="http://schemas.microsoft.com/office/word/2010/wordprocessingInk" xmlns:wne="http://schemas.microsoft.com/office/word/2006/wordml" xmlns:wps="http://schemas.microsoft.com/office/word/2010/wordprocessingShape" mc:Ignorable="w14 w15 w16se w16cid w16 w16cex w16sdtdh w16sdtfl w16du wp14">
   <w:footnote w:type="separator" w:id="-1">
@@ -9801,6 +9707,16 @@
 </file>
 
 <file path=word/header1.xml><?xml version="1.0" encoding="utf-8"?>
+<w:hdr xmlns:wpc="http://schemas.microsoft.com/office/word/2010/wordprocessingCanvas" xmlns:cx="http://schemas.microsoft.com/office/drawing/2014/chartex" xmlns:cx1="http://schemas.microsoft.com/office/drawing/2015/9/8/chartex" xmlns:cx2="http://schemas.microsoft.com/office/drawing/2015/10/21/chartex" xmlns:cx3="http://schemas.microsoft.com/office/drawing/2016/5/9/chartex" xmlns:cx4="http://schemas.microsoft.com/office/drawing/2016/5/10/chartex" xmlns:cx5="http://schemas.microsoft.com/office/drawing/2016/5/11/chartex" xmlns:cx6="http://schemas.microsoft.com/office/drawing/2016/5/12/chartex" xmlns:cx7="http://schemas.microsoft.com/office/drawing/2016/5/13/chartex" xmlns:cx8="http://schemas.microsoft.com/office/drawing/2016/5/14/chartex" xmlns:mc="http://schemas.openxmlformats.org/markup-compatibility/2006" xmlns:aink="http://schemas.microsoft.com/office/drawing/2016/ink" xmlns:am3d="http://schemas.microsoft.com/office/drawing/2017/model3d" xmlns:o="urn:schemas-microsoft-com:office:office" xmlns:oel="http://schemas.microsoft.com/office/2019/extlst" xmlns:r="http://schemas.openxmlformats.org/officeDocument/2006/relationships" xmlns:m="http://schemas.openxmlformats.org/officeDocument/2006/math" xmlns:v="urn:schemas-microsoft-com:vml" xmlns:wp14="http://schemas.microsoft.com/office/word/2010/wordprocessingDrawing" xmlns:wp="http://schemas.openxmlformats.org/drawingml/2006/wordprocessingDrawing" xmlns:w10="urn:schemas-microsoft-com:office:word" xmlns:w="http://schemas.openxmlformats.org/wordprocessingml/2006/main" xmlns:w14="http://schemas.microsoft.com/office/word/2010/wordml" xmlns:w15="http://schemas.microsoft.com/office/word/2012/wordml" xmlns:w16cex="http://schemas.microsoft.com/office/word/2018/wordml/cex" xmlns:w16cid="http://schemas.microsoft.com/office/word/2016/wordml/cid" xmlns:w16="http://schemas.microsoft.com/office/word/2018/wordml" xmlns:w16du="http://schemas.microsoft.com/office/word/2023/wordml/word16du" xmlns:w16sdtdh="http://schemas.microsoft.com/office/word/2020/wordml/sdtdatahash" xmlns:w16sdtfl="http://schemas.microsoft.com/office/word/2024/wordml/sdtformatlock" xmlns:w16se="http://schemas.microsoft.com/office/word/2015/wordml/symex" xmlns:wpg="http://schemas.microsoft.com/office/word/2010/wordprocessingGroup" xmlns:wpi="http://schemas.microsoft.com/office/word/2010/wordprocessingInk" xmlns:wne="http://schemas.microsoft.com/office/word/2006/wordml" xmlns:wps="http://schemas.microsoft.com/office/word/2010/wordprocessingShape" mc:Ignorable="w14 w15 w16se w16cid w16 w16cex w16sdtdh w16sdtfl w16du wp14">
+  <w:p>
+    <w:pPr>
+      <w:pStyle w:val="Header"/>
+    </w:pPr>
+  </w:p>
+</w:hdr>
+</file>
+
+<file path=word/header2.xml><?xml version="1.0" encoding="utf-8"?>
 <w:hdr xmlns:wpc="http://schemas.microsoft.com/office/word/2010/wordprocessingCanvas" xmlns:cx="http://schemas.microsoft.com/office/drawing/2014/chartex" xmlns:cx1="http://schemas.microsoft.com/office/drawing/2015/9/8/chartex" xmlns:cx2="http://schemas.microsoft.com/office/drawing/2015/10/21/chartex" xmlns:cx3="http://schemas.microsoft.com/office/drawing/2016/5/9/chartex" xmlns:cx4="http://schemas.microsoft.com/office/drawing/2016/5/10/chartex" xmlns:cx5="http://schemas.microsoft.com/office/drawing/2016/5/11/chartex" xmlns:cx6="http://schemas.microsoft.com/office/drawing/2016/5/12/chartex" xmlns:cx7="http://schemas.microsoft.com/office/drawing/2016/5/13/chartex" xmlns:cx8="http://schemas.microsoft.com/office/drawing/2016/5/14/chartex" xmlns:mc="http://schemas.openxmlformats.org/markup-compatibility/2006" xmlns:aink="http://schemas.microsoft.com/office/drawing/2016/ink" xmlns:am3d="http://schemas.microsoft.com/office/drawing/2017/model3d" xmlns:o="urn:schemas-microsoft-com:office:office" xmlns:oel="http://schemas.microsoft.com/office/2019/extlst" xmlns:r="http://schemas.openxmlformats.org/officeDocument/2006/relationships" xmlns:m="http://schemas.openxmlformats.org/officeDocument/2006/math" xmlns:v="urn:schemas-microsoft-com:vml" xmlns:wp14="http://schemas.microsoft.com/office/word/2010/wordprocessingDrawing" xmlns:wp="http://schemas.openxmlformats.org/drawingml/2006/wordprocessingDrawing" xmlns:w10="urn:schemas-microsoft-com:office:word" xmlns:w="http://schemas.openxmlformats.org/wordprocessingml/2006/main" xmlns:w14="http://schemas.microsoft.com/office/word/2010/wordml" xmlns:w15="http://schemas.microsoft.com/office/word/2012/wordml" xmlns:w16cex="http://schemas.microsoft.com/office/word/2018/wordml/cex" xmlns:w16cid="http://schemas.microsoft.com/office/word/2016/wordml/cid" xmlns:w16="http://schemas.microsoft.com/office/word/2018/wordml" xmlns:w16du="http://schemas.microsoft.com/office/word/2023/wordml/word16du" xmlns:w16sdtdh="http://schemas.microsoft.com/office/word/2020/wordml/sdtdatahash" xmlns:w16sdtfl="http://schemas.microsoft.com/office/word/2024/wordml/sdtformatlock" xmlns:w16se="http://schemas.microsoft.com/office/word/2015/wordml/symex" xmlns:wpg="http://schemas.microsoft.com/office/word/2010/wordprocessingGroup" xmlns:wpi="http://schemas.microsoft.com/office/word/2010/wordprocessingInk" xmlns:wne="http://schemas.microsoft.com/office/word/2006/wordml" xmlns:wps="http://schemas.microsoft.com/office/word/2010/wordprocessingShape" mc:Ignorable="w14 w15 w16se w16cid w16 w16cex w16sdtdh w16sdtfl w16du wp14">
   <w:p>
     <w:pPr>
@@ -9893,7 +9809,7 @@
                             <w:rPr>
                               <w:spacing w:val="-2"/>
                             </w:rPr>
-                            <w:t>15</w:t>
+                            <w:t>22</w:t>
                           </w:r>
                           <w:r>
                             <w:rPr>
@@ -9961,7 +9877,7 @@
                       <w:rPr>
                         <w:spacing w:val="-2"/>
                       </w:rPr>
-                      <w:t>15</w:t>
+                      <w:t>22</w:t>
                     </w:r>
                     <w:r>
                       <w:rPr>
@@ -9990,6 +9906,16 @@
         </mc:Fallback>
       </mc:AlternateContent>
     </w:r>
+  </w:p>
+</w:hdr>
+</file>
+
+<file path=word/header3.xml><?xml version="1.0" encoding="utf-8"?>
+<w:hdr xmlns:wpc="http://schemas.microsoft.com/office/word/2010/wordprocessingCanvas" xmlns:cx="http://schemas.microsoft.com/office/drawing/2014/chartex" xmlns:cx1="http://schemas.microsoft.com/office/drawing/2015/9/8/chartex" xmlns:cx2="http://schemas.microsoft.com/office/drawing/2015/10/21/chartex" xmlns:cx3="http://schemas.microsoft.com/office/drawing/2016/5/9/chartex" xmlns:cx4="http://schemas.microsoft.com/office/drawing/2016/5/10/chartex" xmlns:cx5="http://schemas.microsoft.com/office/drawing/2016/5/11/chartex" xmlns:cx6="http://schemas.microsoft.com/office/drawing/2016/5/12/chartex" xmlns:cx7="http://schemas.microsoft.com/office/drawing/2016/5/13/chartex" xmlns:cx8="http://schemas.microsoft.com/office/drawing/2016/5/14/chartex" xmlns:mc="http://schemas.openxmlformats.org/markup-compatibility/2006" xmlns:aink="http://schemas.microsoft.com/office/drawing/2016/ink" xmlns:am3d="http://schemas.microsoft.com/office/drawing/2017/model3d" xmlns:o="urn:schemas-microsoft-com:office:office" xmlns:oel="http://schemas.microsoft.com/office/2019/extlst" xmlns:r="http://schemas.openxmlformats.org/officeDocument/2006/relationships" xmlns:m="http://schemas.openxmlformats.org/officeDocument/2006/math" xmlns:v="urn:schemas-microsoft-com:vml" xmlns:wp14="http://schemas.microsoft.com/office/word/2010/wordprocessingDrawing" xmlns:wp="http://schemas.openxmlformats.org/drawingml/2006/wordprocessingDrawing" xmlns:w10="urn:schemas-microsoft-com:office:word" xmlns:w="http://schemas.openxmlformats.org/wordprocessingml/2006/main" xmlns:w14="http://schemas.microsoft.com/office/word/2010/wordml" xmlns:w15="http://schemas.microsoft.com/office/word/2012/wordml" xmlns:w16cex="http://schemas.microsoft.com/office/word/2018/wordml/cex" xmlns:w16cid="http://schemas.microsoft.com/office/word/2016/wordml/cid" xmlns:w16="http://schemas.microsoft.com/office/word/2018/wordml" xmlns:w16du="http://schemas.microsoft.com/office/word/2023/wordml/word16du" xmlns:w16sdtdh="http://schemas.microsoft.com/office/word/2020/wordml/sdtdatahash" xmlns:w16sdtfl="http://schemas.microsoft.com/office/word/2024/wordml/sdtformatlock" xmlns:w16se="http://schemas.microsoft.com/office/word/2015/wordml/symex" xmlns:wpg="http://schemas.microsoft.com/office/word/2010/wordprocessingGroup" xmlns:wpi="http://schemas.microsoft.com/office/word/2010/wordprocessingInk" xmlns:wne="http://schemas.microsoft.com/office/word/2006/wordml" xmlns:wps="http://schemas.microsoft.com/office/word/2010/wordprocessingShape" mc:Ignorable="w14 w15 w16se w16cid w16 w16cex w16sdtdh w16sdtfl w16du wp14">
+  <w:p>
+    <w:pPr>
+      <w:pStyle w:val="Header"/>
+    </w:pPr>
   </w:p>
 </w:hdr>
 </file>
